--- a/materials/learning-orient.docx
+++ b/materials/learning-orient.docx
@@ -2,6 +2,48 @@
 <file path=word/document.xml><?xml version="1.0" encoding="utf-8"?>
 <w:document xmlns:mc="http://schemas.openxmlformats.org/markup-compatibility/2006" xmlns:o="urn:schemas-microsoft-com:office:office" xmlns:r="http://schemas.openxmlformats.org/officeDocument/2006/relationships" xmlns:m="http://schemas.openxmlformats.org/officeDocument/2006/math" xmlns:v="urn:schemas-microsoft-com:vml" xmlns:wp="http://schemas.openxmlformats.org/drawingml/2006/wordprocessingDrawing" xmlns:w10="urn:schemas-microsoft-com:office:word" xmlns:w="http://schemas.openxmlformats.org/wordprocessingml/2006/main" xmlns:wne="http://schemas.microsoft.com/office/word/2006/wordml" xmlns:sl="http://schemas.openxmlformats.org/schemaLibrary/2006/main" xmlns:a="http://schemas.openxmlformats.org/drawingml/2006/main" xmlns:pic="http://schemas.openxmlformats.org/drawingml/2006/picture" xmlns:c="http://schemas.openxmlformats.org/drawingml/2006/chart" xmlns:lc="http://schemas.openxmlformats.org/drawingml/2006/lockedCanvas" xmlns:dgm="http://schemas.openxmlformats.org/drawingml/2006/diagram" xmlns:wps="http://schemas.microsoft.com/office/word/2010/wordprocessingShape" xmlns:wpg="http://schemas.microsoft.com/office/word/2010/wordprocessingGroup" xmlns:w14="http://schemas.microsoft.com/office/word/2010/wordml" xmlns:w15="http://schemas.microsoft.com/office/word/2012/wordml" xmlns:w16="http://schemas.microsoft.com/office/word/2018/wordml" xmlns:w16cex="http://schemas.microsoft.com/office/word/2018/wordml/cex" xmlns:w16cid="http://schemas.microsoft.com/office/word/2016/wordml/cid" xmlns="http://schemas.microsoft.com/office/tasks/2019/documenttasks" xmlns:cr="http://schemas.microsoft.com/office/comments/2020/reactions">
   <w:body>
+    <w:p>
+      <w:pPr>
+        <w:pStyle w:val="Title"/>
+        <w:rPr>
+          <w:b w:val="1"/>
+          <w:bCs w:val="1"/>
+          <w:color w:val="000000"/>
+          <w:sz w:val="28"/>
+          <w:szCs w:val="28"/>
+        </w:rPr>
+      </w:pPr>
+      <w:r>
+        <w:rPr>
+          <w:b w:val="1"/>
+          <w:bCs w:val="1"/>
+          <w:color w:val="000000"/>
+          <w:sz w:val="28"/>
+          <w:szCs w:val="28"/>
+          <w:rtl w:val="0"/>
+        </w:rPr>
+        <w:t xml:space="preserve">Ссылка на онлайн версию</w:t>
+      </w:r>
+      <w:hyperlink r:id="rId7">
+        <w:r>
+          <w:rPr>
+            <w:b w:val="1"/>
+            <w:bCs w:val="1"/>
+            <w:color w:val="1155cc"/>
+            <w:sz w:val="28"/>
+            <w:szCs w:val="28"/>
+            <w:u w:val="single"/>
+            <w:rtl w:val="0"/>
+          </w:rPr>
+          <w:t xml:space="preserve"> https://21-school-programs.ru/page153998266.html</w:t>
+        </w:r>
+      </w:hyperlink>
+      <w:r>
+        <w:rPr>
+          <w:rtl w:val="0"/>
+        </w:rPr>
+      </w:r>
+    </w:p>
     <w:p>
       <w:pPr>
         <w:pStyle w:val="Title"/>
@@ -330,7 +372,7 @@
           <w:color w:val="7d3ade"/>
           <w:rtl w:val="0"/>
         </w:rPr>
-        <w:t xml:space="preserve">Шаг 2. Какой результат через 12 дней меня порадует больше всего?</w:t>
+        <w:t xml:space="preserve">Шаг 2. Какой результат в конце интенсива меня порадует больше всего?</w:t>
       </w:r>
       <w:r>
         <w:rPr>
